--- a/eloterjesztes/donteshozoi-osszefoglalo.docx
+++ b/eloterjesztes/donteshozoi-osszefoglalo.docx
@@ -1039,7 +1039,7 @@
         <w:jc w:val="both"/>
       </w:pPr>
       <w:r>
-        <w:t xml:space="preserve">Az előterjesztés készítője üzemelteti az Üzenőfüzet nevű nyílt forráskódú szolgáltatást, amely ma a leírt megkerülő módon köti össze a szülők MI-asszisztensét a KRÉTA-val. A javaslat elfogadása ezt a szolgáltatást a jelenlegi formájában feleslegessé teszi, de a jövőbeli piacon az előterjesztő is szereplő lehet.</w:t>
+        <w:t xml:space="preserve">Az előterjesztés készítője fejlesztette az Üzenőfüzet nevű nyílt forráskódú prototípust, amely a leírt megkerülő módon köti össze a szülő MI-asszisztensét a KRÉTA-val. Nyilvános szolgáltatásként nem üzemel; a fejlesztés éppen a nyilvánossá tétel előtt állt meg, a leírt akadályok miatt. A javaslat elfogadása ezeket az akadályokat szüntetné meg, és a létrejövő piacon az előterjesztő is szereplő lehet.</w:t>
       </w:r>
     </w:p>
     <w:sectPr>
